--- a/docs/chapter_4_6/05_Statistical_Treatment_and_Computation_Formulas.docx
+++ b/docs/chapter_4_6/05_Statistical_Treatment_and_Computation_Formulas.docx
@@ -2167,7 +2167,7 @@
                 <w:b w:val="0"/>
                 <w:sz w:val="18"/>
               </w:rPr>
-              <w:t>targetCalories, insulinResistanceLevel, policy bounds</w:t>
+              <w:t>targetCalories and policy bounds</w:t>
             </w:r>
           </w:p>
         </w:tc>
